--- a/2026設計製作レポートフォーマット.docx
+++ b/2026設計製作レポートフォーマット.docx
@@ -1005,25 +1005,25 @@
         <w:rPr>
           <w:rFonts w:hint="eastAsia"/>
         </w:rPr>
-        <w:t>プログラムへのコメント追加</w:t>
-      </w:r>
-      <w:r>
-        <w:rPr>
-          <w:rFonts w:hint="eastAsia"/>
-        </w:rPr>
-        <w:t>，</w:t>
-      </w:r>
-      <w:r>
-        <w:rPr>
-          <w:rFonts w:hint="eastAsia"/>
-        </w:rPr>
         <w:t>無線</w:t>
       </w:r>
       <w:r>
         <w:rPr>
           <w:rFonts w:hint="eastAsia"/>
         </w:rPr>
-        <w:t>通信実験，走行実験における実験内容，実験手順，実験結果について述べる．</w:t>
+        <w:t>通信実験，走行実験</w:t>
+      </w:r>
+      <w:r>
+        <w:rPr>
+          <w:rFonts w:hint="eastAsia"/>
+        </w:rPr>
+        <w:t>，衝突回避実験</w:t>
+      </w:r>
+      <w:r>
+        <w:rPr>
+          <w:rFonts w:hint="eastAsia"/>
+        </w:rPr>
+        <w:t>における実験内容，実験手順，実験結果について述べる．</w:t>
       </w:r>
     </w:p>
     <w:p/>
@@ -1073,13 +1073,25 @@
         <w:rPr>
           <w:rFonts w:hint="eastAsia"/>
         </w:rPr>
-        <w:t>本節では，プログラムの確認手順と，</w:t>
-      </w:r>
-      <w:r>
-        <w:rPr>
-          <w:rFonts w:hint="eastAsia"/>
-        </w:rPr>
-        <w:t>コメントを追加したプログラムについて述べる．</w:t>
+        <w:t>本節では，</w:t>
+      </w:r>
+      <w:r>
+        <w:rPr>
+          <w:rFonts w:hint="eastAsia"/>
+        </w:rPr>
+        <w:t>ESP-NOW</w:t>
+      </w:r>
+      <w:r>
+        <w:rPr>
+          <w:rFonts w:hint="eastAsia"/>
+        </w:rPr>
+        <w:t>を用いた通信実験の実験内容，実験手順，実験結果</w:t>
+      </w:r>
+      <w:r>
+        <w:rPr>
+          <w:rFonts w:hint="eastAsia"/>
+        </w:rPr>
+        <w:t>について述べる．</w:t>
       </w:r>
     </w:p>
     <w:p/>
@@ -1188,96 +1200,70 @@
           <w:rFonts w:hint="eastAsia"/>
           <w:color w:val="FF0000"/>
         </w:rPr>
-        <w:t>それぞれの通信結果を示す．</w:t>
+        <w:t>それぞれの通信結果を示す．また，</w:t>
       </w:r>
       <w:r>
         <w:rPr>
           <w:rFonts w:hint="eastAsia"/>
           <w:color w:val="FF0000"/>
         </w:rPr>
-        <w:t>また，</w:t>
+        <w:t>付録に</w:t>
       </w:r>
       <w:r>
         <w:rPr>
           <w:rFonts w:hint="eastAsia"/>
           <w:color w:val="FF0000"/>
         </w:rPr>
-        <w:t>付録に</w:t>
+        <w:t>穴埋め</w:t>
       </w:r>
       <w:r>
         <w:rPr>
           <w:rFonts w:hint="eastAsia"/>
           <w:color w:val="FF0000"/>
         </w:rPr>
-        <w:t>穴埋め</w:t>
+        <w:t>追加後</w:t>
       </w:r>
       <w:r>
         <w:rPr>
           <w:rFonts w:hint="eastAsia"/>
           <w:color w:val="FF0000"/>
         </w:rPr>
-        <w:t>追加後</w:t>
+        <w:t>の</w:t>
       </w:r>
       <w:r>
         <w:rPr>
           <w:rFonts w:hint="eastAsia"/>
           <w:color w:val="FF0000"/>
         </w:rPr>
-        <w:t>の</w:t>
+        <w:t>プログラム</w:t>
       </w:r>
       <w:r>
         <w:rPr>
           <w:rFonts w:hint="eastAsia"/>
           <w:color w:val="FF0000"/>
         </w:rPr>
-        <w:t>プログラム</w:t>
+        <w:t>を</w:t>
       </w:r>
       <w:r>
         <w:rPr>
           <w:rFonts w:hint="eastAsia"/>
           <w:color w:val="FF0000"/>
         </w:rPr>
-        <w:t>を</w:t>
+        <w:t>示</w:t>
       </w:r>
       <w:r>
         <w:rPr>
           <w:rFonts w:hint="eastAsia"/>
           <w:color w:val="FF0000"/>
         </w:rPr>
-        <w:t>示</w:t>
-      </w:r>
-      <w:r>
-        <w:rPr>
-          <w:rFonts w:hint="eastAsia"/>
-          <w:color w:val="FF0000"/>
-        </w:rPr>
-        <w:t>し</w:t>
-      </w:r>
-      <w:r>
-        <w:rPr>
-          <w:rFonts w:hint="eastAsia"/>
-          <w:color w:val="FF0000"/>
-        </w:rPr>
-        <w:t>て</w:t>
-      </w:r>
-      <w:r>
-        <w:rPr>
-          <w:rFonts w:hint="eastAsia"/>
-          <w:color w:val="FF0000"/>
-        </w:rPr>
-        <w:t>，プログラムの役割と，</w:t>
-      </w:r>
-      <w:r>
-        <w:rPr>
-          <w:rFonts w:hint="eastAsia"/>
-          <w:color w:val="FF0000"/>
-        </w:rPr>
-        <w:t>処理の説明を行う．</w:t>
-      </w:r>
-    </w:p>
-    <w:p>
-      <w:pPr>
-        <w:rPr>
+        <w:t>す．</w:t>
+      </w:r>
+    </w:p>
+    <w:p>
+      <w:pPr>
+        <w:ind w:firstLineChars="100" w:firstLine="193"/>
+        <w:rPr>
+          <w:rFonts w:hint="eastAsia"/>
           <w:color w:val="000000" w:themeColor="text1"/>
         </w:rPr>
       </w:pPr>
@@ -1467,7 +1453,6 @@
         </w:rPr>
         <w:t>付録に作成した</w:t>
       </w:r>
-      <w:proofErr w:type="spellStart"/>
       <w:r>
         <w:rPr>
           <w:rFonts w:hint="eastAsia"/>
@@ -1475,13 +1460,26 @@
         </w:rPr>
         <w:t>calculate_pid_pwm</w:t>
       </w:r>
-      <w:proofErr w:type="spellEnd"/>
       <w:r>
         <w:rPr>
           <w:rFonts w:hint="eastAsia"/>
           <w:color w:val="EE0000"/>
         </w:rPr>
-        <w:t>関数を示す．また，設計したゲインとその走行データについての評価を行う．</w:t>
+        <w:t>関数</w:t>
+      </w:r>
+      <w:r>
+        <w:rPr>
+          <w:rFonts w:hint="eastAsia"/>
+          <w:color w:val="EE0000"/>
+        </w:rPr>
+        <w:t>を示して，プログラムの役割と処理の説明を行う</w:t>
+      </w:r>
+      <w:r>
+        <w:rPr>
+          <w:rFonts w:hint="eastAsia"/>
+          <w:color w:val="EE0000"/>
+        </w:rPr>
+        <w:t>．また，設計したゲインとその走行データについての評価を行う．</w:t>
       </w:r>
     </w:p>
     <w:p>
@@ -1680,7 +1678,21 @@
           <w:rFonts w:hint="eastAsia"/>
           <w:color w:val="FF0000"/>
         </w:rPr>
-        <w:t>衝突回避の結果について示す．</w:t>
+        <w:t>衝突回避の結果について</w:t>
+      </w:r>
+      <w:r>
+        <w:rPr>
+          <w:rFonts w:hint="eastAsia"/>
+          <w:color w:val="FF0000"/>
+        </w:rPr>
+        <w:t>評価を行う</w:t>
+      </w:r>
+      <w:r>
+        <w:rPr>
+          <w:rFonts w:hint="eastAsia"/>
+          <w:color w:val="FF0000"/>
+        </w:rPr>
+        <w:t>．</w:t>
       </w:r>
     </w:p>
     <w:p>
@@ -1730,21 +1742,9 @@
         <w:pStyle w:val="2"/>
       </w:pPr>
     </w:p>
-    <w:p>
-      <w:pPr>
-        <w:rPr>
-          <w:rFonts w:hint="eastAsia"/>
-        </w:rPr>
-      </w:pPr>
-    </w:p>
     <w:p/>
-    <w:p>
-      <w:pPr>
-        <w:rPr>
-          <w:rFonts w:hint="eastAsia"/>
-        </w:rPr>
-      </w:pPr>
-    </w:p>
+    <w:p/>
+    <w:p/>
     <w:p>
       <w:pPr>
         <w:widowControl/>
